--- a/proyecto-integradorG5.docx
+++ b/proyecto-integradorG5.docx
@@ -518,19 +518,55 @@
           <w:bCs/>
           <w:sz w:val="24"/>
           <w:szCs w:val="24"/>
-        </w:rPr>
-      </w:pPr>
-      <w:r>
-        <w:rPr>
-          <w:rFonts w:ascii="Arial" w:hAnsi="Arial" w:cs="Arial"/>
-          <w:b/>
-          <w:bCs/>
-          <w:sz w:val="24"/>
-          <w:szCs w:val="24"/>
+          <w:lang w:val="en-US"/>
+        </w:rPr>
+      </w:pPr>
+      <w:r>
+        <w:rPr>
+          <w:rFonts w:ascii="Arial" w:hAnsi="Arial" w:cs="Arial"/>
+          <w:b/>
+          <w:bCs/>
+          <w:sz w:val="24"/>
+          <w:szCs w:val="24"/>
+          <w:lang w:val="en-US"/>
         </w:rPr>
         <w:lastRenderedPageBreak/>
         <w:t xml:space="preserve">ENLACE: </w:t>
       </w:r>
+    </w:p>
+    <w:p>
+      <w:pPr>
+        <w:spacing w:after="0" w:line="360" w:lineRule="auto"/>
+        <w:rPr>
+          <w:rFonts w:ascii="Arial" w:hAnsi="Arial" w:cs="Arial"/>
+          <w:sz w:val="24"/>
+          <w:szCs w:val="24"/>
+          <w:lang w:val="en-US"/>
+        </w:rPr>
+      </w:pPr>
+      <w:hyperlink r:id="rId5" w:history="1">
+        <w:r>
+          <w:rPr>
+            <w:rStyle w:val="Hipervnculo"/>
+            <w:rFonts w:ascii="Arial" w:hAnsi="Arial" w:cs="Arial"/>
+            <w:sz w:val="24"/>
+            <w:szCs w:val="24"/>
+            <w:lang w:val="en-US"/>
+          </w:rPr>
+          <w:t>https://github.com/edenilsonreyes1994-uped/proyecto-integradorG5.git</w:t>
+        </w:r>
+      </w:hyperlink>
+    </w:p>
+    <w:p>
+      <w:pPr>
+        <w:spacing w:after="0" w:line="360" w:lineRule="auto"/>
+        <w:rPr>
+          <w:rFonts w:ascii="Arial" w:hAnsi="Arial" w:cs="Arial"/>
+          <w:sz w:val="24"/>
+          <w:szCs w:val="24"/>
+          <w:lang w:val="en-US"/>
+        </w:rPr>
+      </w:pPr>
     </w:p>
     <w:sectPr>
       <w:pgSz w:w="12240" w:h="15840"/>
@@ -1465,6 +1501,29 @@
       <w:spacing w:val="5"/>
     </w:rPr>
   </w:style>
+  <w:style w:type="character" w:styleId="Hipervnculo">
+    <w:name w:val="Hyperlink"/>
+    <w:basedOn w:val="Fuentedeprrafopredeter"/>
+    <w:uiPriority w:val="99"/>
+    <w:unhideWhenUsed/>
+    <w:rsid w:val="00133055"/>
+    <w:rPr>
+      <w:color w:val="467886" w:themeColor="hyperlink"/>
+      <w:u w:val="single"/>
+    </w:rPr>
+  </w:style>
+  <w:style w:type="character" w:styleId="Mencinsinresolver">
+    <w:name w:val="Unresolved Mention"/>
+    <w:basedOn w:val="Fuentedeprrafopredeter"/>
+    <w:uiPriority w:val="99"/>
+    <w:semiHidden/>
+    <w:unhideWhenUsed/>
+    <w:rsid w:val="00133055"/>
+    <w:rPr>
+      <w:color w:val="605E5C"/>
+      <w:shd w:val="clear" w:color="auto" w:fill="E1DFDD"/>
+    </w:rPr>
+  </w:style>
 </w:styles>
 </file>
 

--- a/proyecto-integradorG5.docx
+++ b/proyecto-integradorG5.docx
@@ -529,17 +529,15 @@
           <w:bCs/>
           <w:sz w:val="24"/>
           <w:szCs w:val="24"/>
-          <w:lang w:val="en-US"/>
-        </w:rPr>
-      </w:pPr>
-      <w:r>
-        <w:rPr>
-          <w:rFonts w:ascii="Arial" w:hAnsi="Arial" w:cs="Arial"/>
-          <w:b/>
-          <w:bCs/>
-          <w:sz w:val="24"/>
-          <w:szCs w:val="24"/>
-          <w:lang w:val="en-US"/>
+        </w:rPr>
+      </w:pPr>
+      <w:r>
+        <w:rPr>
+          <w:rFonts w:ascii="Arial" w:hAnsi="Arial" w:cs="Arial"/>
+          <w:b/>
+          <w:bCs/>
+          <w:sz w:val="24"/>
+          <w:szCs w:val="24"/>
         </w:rPr>
         <w:lastRenderedPageBreak/>
         <w:t xml:space="preserve">ENLACE: </w:t>
@@ -548,9 +546,6 @@
     <w:p>
       <w:pPr>
         <w:spacing w:after="0" w:line="360" w:lineRule="auto"/>
-        <w:rPr>
-          <w:lang w:val="en-US"/>
-        </w:rPr>
       </w:pPr>
       <w:hyperlink r:id="rId5" w:history="1">
         <w:r>
@@ -559,7 +554,6 @@
             <w:rFonts w:ascii="Arial" w:hAnsi="Arial" w:cs="Arial"/>
             <w:sz w:val="24"/>
             <w:szCs w:val="24"/>
-            <w:lang w:val="en-US"/>
           </w:rPr>
           <w:t>https://github.com/edenilsonreyes1994-uped/proyecto-integradorG5.git</w:t>
         </w:r>
@@ -572,7 +566,6 @@
           <w:rFonts w:ascii="Arial" w:hAnsi="Arial" w:cs="Arial"/>
           <w:sz w:val="24"/>
           <w:szCs w:val="24"/>
-          <w:lang w:val="en-US"/>
         </w:rPr>
       </w:pPr>
     </w:p>
@@ -678,16 +671,253 @@
           <w:szCs w:val="24"/>
         </w:rPr>
       </w:pPr>
-    </w:p>
-    <w:p>
-      <w:pPr>
-        <w:spacing w:after="0" w:line="360" w:lineRule="auto"/>
-        <w:rPr>
-          <w:rFonts w:ascii="Arial" w:hAnsi="Arial" w:cs="Arial"/>
-          <w:sz w:val="24"/>
-          <w:szCs w:val="24"/>
-        </w:rPr>
-      </w:pPr>
+      <w:r>
+        <w:rPr>
+          <w:rFonts w:ascii="Arial" w:hAnsi="Arial" w:cs="Arial"/>
+          <w:noProof/>
+          <w:sz w:val="24"/>
+          <w:szCs w:val="24"/>
+        </w:rPr>
+        <w:lastRenderedPageBreak/>
+        <w:drawing>
+          <wp:inline distT="0" distB="0" distL="0" distR="0" wp14:anchorId="598B0BF9" wp14:editId="32639300">
+            <wp:extent cx="8257540" cy="4128770"/>
+            <wp:effectExtent l="0" t="0" r="0" b="5080"/>
+            <wp:docPr id="1206820134" name="Imagen 1"/>
+            <wp:cNvGraphicFramePr>
+              <a:graphicFrameLocks xmlns:a="http://schemas.openxmlformats.org/drawingml/2006/main" noChangeAspect="1"/>
+            </wp:cNvGraphicFramePr>
+            <a:graphic xmlns:a="http://schemas.openxmlformats.org/drawingml/2006/main">
+              <a:graphicData uri="http://schemas.openxmlformats.org/drawingml/2006/picture">
+                <pic:pic xmlns:pic="http://schemas.openxmlformats.org/drawingml/2006/picture">
+                  <pic:nvPicPr>
+                    <pic:cNvPr id="1206820134" name=""/>
+                    <pic:cNvPicPr/>
+                  </pic:nvPicPr>
+                  <pic:blipFill>
+                    <a:blip r:embed="rId7"/>
+                    <a:stretch>
+                      <a:fillRect/>
+                    </a:stretch>
+                  </pic:blipFill>
+                  <pic:spPr>
+                    <a:xfrm>
+                      <a:off x="0" y="0"/>
+                      <a:ext cx="8257540" cy="4128770"/>
+                    </a:xfrm>
+                    <a:prstGeom prst="rect">
+                      <a:avLst/>
+                    </a:prstGeom>
+                  </pic:spPr>
+                </pic:pic>
+              </a:graphicData>
+            </a:graphic>
+          </wp:inline>
+        </w:drawing>
+      </w:r>
+    </w:p>
+    <w:p>
+      <w:pPr>
+        <w:spacing w:after="0" w:line="360" w:lineRule="auto"/>
+        <w:rPr>
+          <w:rFonts w:ascii="Arial" w:hAnsi="Arial" w:cs="Arial"/>
+          <w:sz w:val="24"/>
+          <w:szCs w:val="24"/>
+        </w:rPr>
+      </w:pPr>
+    </w:p>
+    <w:p>
+      <w:pPr>
+        <w:spacing w:after="0" w:line="360" w:lineRule="auto"/>
+        <w:rPr>
+          <w:rFonts w:ascii="Arial" w:hAnsi="Arial" w:cs="Arial"/>
+          <w:sz w:val="24"/>
+          <w:szCs w:val="24"/>
+        </w:rPr>
+      </w:pPr>
+    </w:p>
+    <w:p>
+      <w:pPr>
+        <w:spacing w:after="0" w:line="360" w:lineRule="auto"/>
+        <w:rPr>
+          <w:rFonts w:ascii="Arial" w:hAnsi="Arial" w:cs="Arial"/>
+          <w:sz w:val="24"/>
+          <w:szCs w:val="24"/>
+        </w:rPr>
+      </w:pPr>
+    </w:p>
+    <w:p>
+      <w:pPr>
+        <w:spacing w:after="0" w:line="360" w:lineRule="auto"/>
+        <w:rPr>
+          <w:rFonts w:ascii="Arial" w:hAnsi="Arial" w:cs="Arial"/>
+          <w:sz w:val="24"/>
+          <w:szCs w:val="24"/>
+        </w:rPr>
+      </w:pPr>
+    </w:p>
+    <w:p>
+      <w:pPr>
+        <w:spacing w:after="0" w:line="360" w:lineRule="auto"/>
+        <w:rPr>
+          <w:rFonts w:ascii="Arial" w:hAnsi="Arial" w:cs="Arial"/>
+          <w:sz w:val="24"/>
+          <w:szCs w:val="24"/>
+        </w:rPr>
+      </w:pPr>
+    </w:p>
+    <w:p>
+      <w:pPr>
+        <w:spacing w:after="0" w:line="360" w:lineRule="auto"/>
+        <w:rPr>
+          <w:rFonts w:ascii="Arial" w:hAnsi="Arial" w:cs="Arial"/>
+          <w:sz w:val="24"/>
+          <w:szCs w:val="24"/>
+        </w:rPr>
+      </w:pPr>
+    </w:p>
+    <w:p>
+      <w:pPr>
+        <w:spacing w:after="0" w:line="360" w:lineRule="auto"/>
+        <w:rPr>
+          <w:rFonts w:ascii="Arial" w:hAnsi="Arial" w:cs="Arial"/>
+          <w:sz w:val="24"/>
+          <w:szCs w:val="24"/>
+        </w:rPr>
+      </w:pPr>
+      <w:r>
+        <w:rPr>
+          <w:rFonts w:ascii="Arial" w:hAnsi="Arial" w:cs="Arial"/>
+          <w:sz w:val="24"/>
+          <w:szCs w:val="24"/>
+        </w:rPr>
+        <w:drawing>
+          <wp:inline distT="0" distB="0" distL="0" distR="0" wp14:anchorId="0A50F58A" wp14:editId="342225A4">
+            <wp:extent cx="8257540" cy="4323080"/>
+            <wp:effectExtent l="0" t="0" r="0" b="1270"/>
+            <wp:docPr id="1067456202" name="Imagen 1"/>
+            <wp:cNvGraphicFramePr>
+              <a:graphicFrameLocks xmlns:a="http://schemas.openxmlformats.org/drawingml/2006/main" noChangeAspect="1"/>
+            </wp:cNvGraphicFramePr>
+            <a:graphic xmlns:a="http://schemas.openxmlformats.org/drawingml/2006/main">
+              <a:graphicData uri="http://schemas.openxmlformats.org/drawingml/2006/picture">
+                <pic:pic xmlns:pic="http://schemas.openxmlformats.org/drawingml/2006/picture">
+                  <pic:nvPicPr>
+                    <pic:cNvPr id="1067456202" name=""/>
+                    <pic:cNvPicPr/>
+                  </pic:nvPicPr>
+                  <pic:blipFill>
+                    <a:blip r:embed="rId8"/>
+                    <a:stretch>
+                      <a:fillRect/>
+                    </a:stretch>
+                  </pic:blipFill>
+                  <pic:spPr>
+                    <a:xfrm>
+                      <a:off x="0" y="0"/>
+                      <a:ext cx="8257540" cy="4323080"/>
+                    </a:xfrm>
+                    <a:prstGeom prst="rect">
+                      <a:avLst/>
+                    </a:prstGeom>
+                  </pic:spPr>
+                </pic:pic>
+              </a:graphicData>
+            </a:graphic>
+          </wp:inline>
+        </w:drawing>
+      </w:r>
+    </w:p>
+    <w:p>
+      <w:pPr>
+        <w:spacing w:after="0" w:line="360" w:lineRule="auto"/>
+        <w:rPr>
+          <w:rFonts w:ascii="Arial" w:hAnsi="Arial" w:cs="Arial"/>
+          <w:sz w:val="24"/>
+          <w:szCs w:val="24"/>
+        </w:rPr>
+      </w:pPr>
+    </w:p>
+    <w:p>
+      <w:pPr>
+        <w:spacing w:after="0" w:line="360" w:lineRule="auto"/>
+        <w:rPr>
+          <w:rFonts w:ascii="Arial" w:hAnsi="Arial" w:cs="Arial"/>
+          <w:sz w:val="24"/>
+          <w:szCs w:val="24"/>
+        </w:rPr>
+      </w:pPr>
+    </w:p>
+    <w:p>
+      <w:pPr>
+        <w:spacing w:after="0" w:line="360" w:lineRule="auto"/>
+        <w:rPr>
+          <w:rFonts w:ascii="Arial" w:hAnsi="Arial" w:cs="Arial"/>
+          <w:sz w:val="24"/>
+          <w:szCs w:val="24"/>
+        </w:rPr>
+      </w:pPr>
+    </w:p>
+    <w:p>
+      <w:pPr>
+        <w:spacing w:after="0" w:line="360" w:lineRule="auto"/>
+        <w:rPr>
+          <w:rFonts w:ascii="Arial" w:hAnsi="Arial" w:cs="Arial"/>
+          <w:sz w:val="24"/>
+          <w:szCs w:val="24"/>
+        </w:rPr>
+      </w:pPr>
+      <w:r>
+        <w:rPr>
+          <w:rFonts w:ascii="Arial" w:hAnsi="Arial" w:cs="Arial"/>
+          <w:sz w:val="24"/>
+          <w:szCs w:val="24"/>
+        </w:rPr>
+        <w:lastRenderedPageBreak/>
+        <w:drawing>
+          <wp:inline distT="0" distB="0" distL="0" distR="0" wp14:anchorId="22122F9F" wp14:editId="749A590D">
+            <wp:extent cx="8257540" cy="4259580"/>
+            <wp:effectExtent l="0" t="0" r="0" b="7620"/>
+            <wp:docPr id="793339669" name="Imagen 1"/>
+            <wp:cNvGraphicFramePr>
+              <a:graphicFrameLocks xmlns:a="http://schemas.openxmlformats.org/drawingml/2006/main" noChangeAspect="1"/>
+            </wp:cNvGraphicFramePr>
+            <a:graphic xmlns:a="http://schemas.openxmlformats.org/drawingml/2006/main">
+              <a:graphicData uri="http://schemas.openxmlformats.org/drawingml/2006/picture">
+                <pic:pic xmlns:pic="http://schemas.openxmlformats.org/drawingml/2006/picture">
+                  <pic:nvPicPr>
+                    <pic:cNvPr id="793339669" name=""/>
+                    <pic:cNvPicPr/>
+                  </pic:nvPicPr>
+                  <pic:blipFill>
+                    <a:blip r:embed="rId9"/>
+                    <a:stretch>
+                      <a:fillRect/>
+                    </a:stretch>
+                  </pic:blipFill>
+                  <pic:spPr>
+                    <a:xfrm>
+                      <a:off x="0" y="0"/>
+                      <a:ext cx="8257540" cy="4259580"/>
+                    </a:xfrm>
+                    <a:prstGeom prst="rect">
+                      <a:avLst/>
+                    </a:prstGeom>
+                  </pic:spPr>
+                </pic:pic>
+              </a:graphicData>
+            </a:graphic>
+          </wp:inline>
+        </w:drawing>
+      </w:r>
+      <w:r>
+        <w:rPr>
+          <w:rFonts w:ascii="Arial" w:hAnsi="Arial" w:cs="Arial"/>
+          <w:sz w:val="24"/>
+          <w:szCs w:val="24"/>
+        </w:rPr>
+        <w:tab/>
+      </w:r>
     </w:p>
     <w:sectPr>
       <w:pgSz w:w="15840" w:h="12240" w:orient="landscape"/>

--- a/proyecto-integradorG5.docx
+++ b/proyecto-integradorG5.docx
@@ -917,6 +917,201 @@
           <w:szCs w:val="24"/>
         </w:rPr>
         <w:tab/>
+      </w:r>
+    </w:p>
+    <w:p>
+      <w:pPr>
+        <w:spacing w:after="0" w:line="360" w:lineRule="auto"/>
+        <w:rPr>
+          <w:rFonts w:ascii="Arial" w:hAnsi="Arial" w:cs="Arial"/>
+          <w:sz w:val="24"/>
+          <w:szCs w:val="24"/>
+        </w:rPr>
+      </w:pPr>
+    </w:p>
+    <w:p>
+      <w:pPr>
+        <w:spacing w:after="0" w:line="360" w:lineRule="auto"/>
+        <w:rPr>
+          <w:rFonts w:ascii="Arial" w:hAnsi="Arial" w:cs="Arial"/>
+          <w:sz w:val="24"/>
+          <w:szCs w:val="24"/>
+        </w:rPr>
+      </w:pPr>
+    </w:p>
+    <w:p>
+      <w:pPr>
+        <w:spacing w:after="0" w:line="360" w:lineRule="auto"/>
+        <w:rPr>
+          <w:rFonts w:ascii="Arial" w:hAnsi="Arial" w:cs="Arial"/>
+          <w:sz w:val="24"/>
+          <w:szCs w:val="24"/>
+        </w:rPr>
+      </w:pPr>
+    </w:p>
+    <w:p>
+      <w:pPr>
+        <w:spacing w:after="0" w:line="360" w:lineRule="auto"/>
+        <w:rPr>
+          <w:rFonts w:ascii="Arial" w:hAnsi="Arial" w:cs="Arial"/>
+          <w:sz w:val="24"/>
+          <w:szCs w:val="24"/>
+        </w:rPr>
+      </w:pPr>
+    </w:p>
+    <w:p>
+      <w:pPr>
+        <w:spacing w:after="0" w:line="360" w:lineRule="auto"/>
+        <w:rPr>
+          <w:rFonts w:ascii="Arial" w:hAnsi="Arial" w:cs="Arial"/>
+          <w:sz w:val="24"/>
+          <w:szCs w:val="24"/>
+        </w:rPr>
+      </w:pPr>
+      <w:r>
+        <w:rPr>
+          <w:rFonts w:ascii="Arial" w:hAnsi="Arial" w:cs="Arial"/>
+          <w:sz w:val="24"/>
+          <w:szCs w:val="24"/>
+        </w:rPr>
+        <w:lastRenderedPageBreak/>
+        <w:drawing>
+          <wp:inline distT="0" distB="0" distL="0" distR="0" wp14:anchorId="1E95F358" wp14:editId="5015C351">
+            <wp:extent cx="8257540" cy="4374515"/>
+            <wp:effectExtent l="0" t="0" r="0" b="6985"/>
+            <wp:docPr id="716978802" name="Imagen 1"/>
+            <wp:cNvGraphicFramePr>
+              <a:graphicFrameLocks xmlns:a="http://schemas.openxmlformats.org/drawingml/2006/main" noChangeAspect="1"/>
+            </wp:cNvGraphicFramePr>
+            <a:graphic xmlns:a="http://schemas.openxmlformats.org/drawingml/2006/main">
+              <a:graphicData uri="http://schemas.openxmlformats.org/drawingml/2006/picture">
+                <pic:pic xmlns:pic="http://schemas.openxmlformats.org/drawingml/2006/picture">
+                  <pic:nvPicPr>
+                    <pic:cNvPr id="716978802" name=""/>
+                    <pic:cNvPicPr/>
+                  </pic:nvPicPr>
+                  <pic:blipFill>
+                    <a:blip r:embed="rId10"/>
+                    <a:stretch>
+                      <a:fillRect/>
+                    </a:stretch>
+                  </pic:blipFill>
+                  <pic:spPr>
+                    <a:xfrm>
+                      <a:off x="0" y="0"/>
+                      <a:ext cx="8257540" cy="4374515"/>
+                    </a:xfrm>
+                    <a:prstGeom prst="rect">
+                      <a:avLst/>
+                    </a:prstGeom>
+                  </pic:spPr>
+                </pic:pic>
+              </a:graphicData>
+            </a:graphic>
+          </wp:inline>
+        </w:drawing>
+      </w:r>
+    </w:p>
+    <w:p>
+      <w:pPr>
+        <w:spacing w:after="0" w:line="360" w:lineRule="auto"/>
+        <w:rPr>
+          <w:rFonts w:ascii="Arial" w:hAnsi="Arial" w:cs="Arial"/>
+          <w:sz w:val="24"/>
+          <w:szCs w:val="24"/>
+        </w:rPr>
+      </w:pPr>
+    </w:p>
+    <w:p>
+      <w:pPr>
+        <w:spacing w:after="0" w:line="360" w:lineRule="auto"/>
+        <w:rPr>
+          <w:rFonts w:ascii="Arial" w:hAnsi="Arial" w:cs="Arial"/>
+          <w:sz w:val="24"/>
+          <w:szCs w:val="24"/>
+        </w:rPr>
+      </w:pPr>
+    </w:p>
+    <w:p>
+      <w:pPr>
+        <w:spacing w:after="0" w:line="360" w:lineRule="auto"/>
+        <w:rPr>
+          <w:rFonts w:ascii="Arial" w:hAnsi="Arial" w:cs="Arial"/>
+          <w:sz w:val="24"/>
+          <w:szCs w:val="24"/>
+        </w:rPr>
+      </w:pPr>
+    </w:p>
+    <w:p>
+      <w:pPr>
+        <w:spacing w:after="0" w:line="360" w:lineRule="auto"/>
+        <w:rPr>
+          <w:rFonts w:ascii="Arial" w:hAnsi="Arial" w:cs="Arial"/>
+          <w:sz w:val="24"/>
+          <w:szCs w:val="24"/>
+        </w:rPr>
+      </w:pPr>
+    </w:p>
+    <w:p>
+      <w:pPr>
+        <w:spacing w:after="0" w:line="360" w:lineRule="auto"/>
+        <w:rPr>
+          <w:rFonts w:ascii="Arial" w:hAnsi="Arial" w:cs="Arial"/>
+          <w:sz w:val="24"/>
+          <w:szCs w:val="24"/>
+        </w:rPr>
+      </w:pPr>
+    </w:p>
+    <w:p>
+      <w:pPr>
+        <w:spacing w:after="0" w:line="360" w:lineRule="auto"/>
+        <w:rPr>
+          <w:rFonts w:ascii="Arial" w:hAnsi="Arial" w:cs="Arial"/>
+          <w:sz w:val="24"/>
+          <w:szCs w:val="24"/>
+        </w:rPr>
+      </w:pPr>
+      <w:r>
+        <w:rPr>
+          <w:rFonts w:ascii="Arial" w:hAnsi="Arial" w:cs="Arial"/>
+          <w:sz w:val="24"/>
+          <w:szCs w:val="24"/>
+        </w:rPr>
+        <w:drawing>
+          <wp:inline distT="0" distB="0" distL="0" distR="0" wp14:anchorId="5FAEC27E" wp14:editId="0BE76500">
+            <wp:extent cx="8257540" cy="4385310"/>
+            <wp:effectExtent l="0" t="0" r="0" b="0"/>
+            <wp:docPr id="897589582" name="Imagen 1"/>
+            <wp:cNvGraphicFramePr>
+              <a:graphicFrameLocks xmlns:a="http://schemas.openxmlformats.org/drawingml/2006/main" noChangeAspect="1"/>
+            </wp:cNvGraphicFramePr>
+            <a:graphic xmlns:a="http://schemas.openxmlformats.org/drawingml/2006/main">
+              <a:graphicData uri="http://schemas.openxmlformats.org/drawingml/2006/picture">
+                <pic:pic xmlns:pic="http://schemas.openxmlformats.org/drawingml/2006/picture">
+                  <pic:nvPicPr>
+                    <pic:cNvPr id="897589582" name=""/>
+                    <pic:cNvPicPr/>
+                  </pic:nvPicPr>
+                  <pic:blipFill>
+                    <a:blip r:embed="rId11"/>
+                    <a:stretch>
+                      <a:fillRect/>
+                    </a:stretch>
+                  </pic:blipFill>
+                  <pic:spPr>
+                    <a:xfrm>
+                      <a:off x="0" y="0"/>
+                      <a:ext cx="8257540" cy="4385310"/>
+                    </a:xfrm>
+                    <a:prstGeom prst="rect">
+                      <a:avLst/>
+                    </a:prstGeom>
+                  </pic:spPr>
+                </pic:pic>
+              </a:graphicData>
+            </a:graphic>
+          </wp:inline>
+        </w:drawing>
       </w:r>
     </w:p>
     <w:sectPr>

--- a/proyecto-integradorG5.docx
+++ b/proyecto-integradorG5.docx
@@ -788,6 +788,7 @@
       <w:r>
         <w:rPr>
           <w:rFonts w:ascii="Arial" w:hAnsi="Arial" w:cs="Arial"/>
+          <w:noProof/>
           <w:sz w:val="24"/>
           <w:szCs w:val="24"/>
         </w:rPr>
@@ -870,6 +871,7 @@
       <w:r>
         <w:rPr>
           <w:rFonts w:ascii="Arial" w:hAnsi="Arial" w:cs="Arial"/>
+          <w:noProof/>
           <w:sz w:val="24"/>
           <w:szCs w:val="24"/>
         </w:rPr>
@@ -971,6 +973,7 @@
       <w:r>
         <w:rPr>
           <w:rFonts w:ascii="Arial" w:hAnsi="Arial" w:cs="Arial"/>
+          <w:noProof/>
           <w:sz w:val="24"/>
           <w:szCs w:val="24"/>
         </w:rPr>
@@ -1074,6 +1077,7 @@
       <w:r>
         <w:rPr>
           <w:rFonts w:ascii="Arial" w:hAnsi="Arial" w:cs="Arial"/>
+          <w:noProof/>
           <w:sz w:val="24"/>
           <w:szCs w:val="24"/>
         </w:rPr>
@@ -1102,6 +1106,182 @@
                     <a:xfrm>
                       <a:off x="0" y="0"/>
                       <a:ext cx="8257540" cy="4385310"/>
+                    </a:xfrm>
+                    <a:prstGeom prst="rect">
+                      <a:avLst/>
+                    </a:prstGeom>
+                  </pic:spPr>
+                </pic:pic>
+              </a:graphicData>
+            </a:graphic>
+          </wp:inline>
+        </w:drawing>
+      </w:r>
+    </w:p>
+    <w:p>
+      <w:pPr>
+        <w:spacing w:after="0" w:line="360" w:lineRule="auto"/>
+        <w:rPr>
+          <w:rFonts w:ascii="Arial" w:hAnsi="Arial" w:cs="Arial"/>
+          <w:sz w:val="24"/>
+          <w:szCs w:val="24"/>
+        </w:rPr>
+      </w:pPr>
+    </w:p>
+    <w:p>
+      <w:pPr>
+        <w:spacing w:after="0" w:line="360" w:lineRule="auto"/>
+        <w:rPr>
+          <w:rFonts w:ascii="Arial" w:hAnsi="Arial" w:cs="Arial"/>
+          <w:sz w:val="24"/>
+          <w:szCs w:val="24"/>
+        </w:rPr>
+      </w:pPr>
+    </w:p>
+    <w:p>
+      <w:pPr>
+        <w:spacing w:after="0" w:line="360" w:lineRule="auto"/>
+        <w:rPr>
+          <w:rFonts w:ascii="Arial" w:hAnsi="Arial" w:cs="Arial"/>
+          <w:sz w:val="24"/>
+          <w:szCs w:val="24"/>
+        </w:rPr>
+      </w:pPr>
+    </w:p>
+    <w:p>
+      <w:pPr>
+        <w:spacing w:after="0" w:line="360" w:lineRule="auto"/>
+        <w:rPr>
+          <w:rFonts w:ascii="Arial" w:hAnsi="Arial" w:cs="Arial"/>
+          <w:sz w:val="24"/>
+          <w:szCs w:val="24"/>
+        </w:rPr>
+      </w:pPr>
+      <w:r>
+        <w:rPr>
+          <w:rFonts w:ascii="Arial" w:hAnsi="Arial" w:cs="Arial"/>
+          <w:sz w:val="24"/>
+          <w:szCs w:val="24"/>
+        </w:rPr>
+        <w:lastRenderedPageBreak/>
+        <w:drawing>
+          <wp:inline distT="0" distB="0" distL="0" distR="0" wp14:anchorId="49AC833F" wp14:editId="5E800D45">
+            <wp:extent cx="8257540" cy="4311015"/>
+            <wp:effectExtent l="0" t="0" r="0" b="0"/>
+            <wp:docPr id="1362379968" name="Imagen 1"/>
+            <wp:cNvGraphicFramePr>
+              <a:graphicFrameLocks xmlns:a="http://schemas.openxmlformats.org/drawingml/2006/main" noChangeAspect="1"/>
+            </wp:cNvGraphicFramePr>
+            <a:graphic xmlns:a="http://schemas.openxmlformats.org/drawingml/2006/main">
+              <a:graphicData uri="http://schemas.openxmlformats.org/drawingml/2006/picture">
+                <pic:pic xmlns:pic="http://schemas.openxmlformats.org/drawingml/2006/picture">
+                  <pic:nvPicPr>
+                    <pic:cNvPr id="1362379968" name=""/>
+                    <pic:cNvPicPr/>
+                  </pic:nvPicPr>
+                  <pic:blipFill>
+                    <a:blip r:embed="rId12"/>
+                    <a:stretch>
+                      <a:fillRect/>
+                    </a:stretch>
+                  </pic:blipFill>
+                  <pic:spPr>
+                    <a:xfrm>
+                      <a:off x="0" y="0"/>
+                      <a:ext cx="8257540" cy="4311015"/>
+                    </a:xfrm>
+                    <a:prstGeom prst="rect">
+                      <a:avLst/>
+                    </a:prstGeom>
+                  </pic:spPr>
+                </pic:pic>
+              </a:graphicData>
+            </a:graphic>
+          </wp:inline>
+        </w:drawing>
+      </w:r>
+    </w:p>
+    <w:p>
+      <w:pPr>
+        <w:spacing w:after="0" w:line="360" w:lineRule="auto"/>
+        <w:rPr>
+          <w:rFonts w:ascii="Arial" w:hAnsi="Arial" w:cs="Arial"/>
+          <w:sz w:val="24"/>
+          <w:szCs w:val="24"/>
+        </w:rPr>
+      </w:pPr>
+    </w:p>
+    <w:p>
+      <w:pPr>
+        <w:spacing w:after="0" w:line="360" w:lineRule="auto"/>
+        <w:rPr>
+          <w:rFonts w:ascii="Arial" w:hAnsi="Arial" w:cs="Arial"/>
+          <w:sz w:val="24"/>
+          <w:szCs w:val="24"/>
+        </w:rPr>
+      </w:pPr>
+    </w:p>
+    <w:p>
+      <w:pPr>
+        <w:spacing w:after="0" w:line="360" w:lineRule="auto"/>
+        <w:rPr>
+          <w:rFonts w:ascii="Arial" w:hAnsi="Arial" w:cs="Arial"/>
+          <w:sz w:val="24"/>
+          <w:szCs w:val="24"/>
+        </w:rPr>
+      </w:pPr>
+    </w:p>
+    <w:p>
+      <w:pPr>
+        <w:spacing w:after="0" w:line="360" w:lineRule="auto"/>
+        <w:rPr>
+          <w:rFonts w:ascii="Arial" w:hAnsi="Arial" w:cs="Arial"/>
+          <w:sz w:val="24"/>
+          <w:szCs w:val="24"/>
+        </w:rPr>
+      </w:pPr>
+    </w:p>
+    <w:p>
+      <w:pPr>
+        <w:spacing w:after="0" w:line="360" w:lineRule="auto"/>
+        <w:rPr>
+          <w:rFonts w:ascii="Arial" w:hAnsi="Arial" w:cs="Arial"/>
+          <w:sz w:val="24"/>
+          <w:szCs w:val="24"/>
+        </w:rPr>
+      </w:pPr>
+      <w:r>
+        <w:rPr>
+          <w:rFonts w:ascii="Arial" w:hAnsi="Arial" w:cs="Arial"/>
+          <w:sz w:val="24"/>
+          <w:szCs w:val="24"/>
+        </w:rPr>
+        <w:lastRenderedPageBreak/>
+        <w:drawing>
+          <wp:inline distT="0" distB="0" distL="0" distR="0" wp14:anchorId="3324C4F9" wp14:editId="5B89966A">
+            <wp:extent cx="8257540" cy="4375150"/>
+            <wp:effectExtent l="0" t="0" r="0" b="6350"/>
+            <wp:docPr id="376723530" name="Imagen 1"/>
+            <wp:cNvGraphicFramePr>
+              <a:graphicFrameLocks xmlns:a="http://schemas.openxmlformats.org/drawingml/2006/main" noChangeAspect="1"/>
+            </wp:cNvGraphicFramePr>
+            <a:graphic xmlns:a="http://schemas.openxmlformats.org/drawingml/2006/main">
+              <a:graphicData uri="http://schemas.openxmlformats.org/drawingml/2006/picture">
+                <pic:pic xmlns:pic="http://schemas.openxmlformats.org/drawingml/2006/picture">
+                  <pic:nvPicPr>
+                    <pic:cNvPr id="376723530" name=""/>
+                    <pic:cNvPicPr/>
+                  </pic:nvPicPr>
+                  <pic:blipFill>
+                    <a:blip r:embed="rId13"/>
+                    <a:stretch>
+                      <a:fillRect/>
+                    </a:stretch>
+                  </pic:blipFill>
+                  <pic:spPr>
+                    <a:xfrm>
+                      <a:off x="0" y="0"/>
+                      <a:ext cx="8257540" cy="4375150"/>
                     </a:xfrm>
                     <a:prstGeom prst="rect">
                       <a:avLst/>
